--- a/courseware/LP-Develop Multi AI Agent Applications with Gemini Agent ADK.docx
+++ b/courseware/LP-Develop Multi AI Agent Applications with Gemini Agent ADK.docx
@@ -179,7 +179,7 @@
           <w:color w:val="1F6FEB"/>
           <w:sz w:val="24"/>
         </w:rPr>
-        <w:t>Version 1.3</w:t>
+        <w:t>Version 1.4</w:t>
       </w:r>
     </w:p>
     <w:p>
@@ -308,7 +308,7 @@
               <w:rPr>
                 <w:sz w:val="19"/>
               </w:rPr>
-              <w:t>12 August 2026</w:t>
+              <w:t>11 August 2026</w:t>
             </w:r>
           </w:p>
         </w:tc>
@@ -366,7 +366,7 @@
               <w:rPr>
                 <w:sz w:val="19"/>
               </w:rPr>
-              <w:t>12 August 2026</w:t>
+              <w:t>11 August 2026</w:t>
             </w:r>
           </w:p>
         </w:tc>
@@ -497,6 +497,64 @@
                 <w:sz w:val="19"/>
               </w:rPr>
               <w:t>Slide deck rebuilt to the expanded WSQ visual standard: each lab now runs briefing → process map → procedure (with commands) → verify with troubleshooting; added staged process maps with real connectors, decision maps, comparison matrices, worked examples and native charts; restrained slide transitions applied throughout.</w:t>
+            </w:r>
+          </w:p>
+        </w:tc>
+        <w:tc>
+          <w:tcPr>
+            <w:tcW w:type="dxa" w:w="2160"/>
+          </w:tcPr>
+          <w:p>
+            <w:r/>
+            <w:r>
+              <w:rPr>
+                <w:sz w:val="19"/>
+              </w:rPr>
+              <w:t>Dr Alfred Ang</w:t>
+            </w:r>
+          </w:p>
+        </w:tc>
+      </w:tr>
+      <w:tr>
+        <w:tc>
+          <w:tcPr>
+            <w:tcW w:type="dxa" w:w="2160"/>
+          </w:tcPr>
+          <w:p>
+            <w:r/>
+            <w:r>
+              <w:rPr>
+                <w:sz w:val="19"/>
+              </w:rPr>
+              <w:t>1.4</w:t>
+            </w:r>
+          </w:p>
+        </w:tc>
+        <w:tc>
+          <w:tcPr>
+            <w:tcW w:type="dxa" w:w="2160"/>
+          </w:tcPr>
+          <w:p>
+            <w:r/>
+            <w:r>
+              <w:rPr>
+                <w:sz w:val="19"/>
+              </w:rPr>
+              <w:t>15 September 2026</w:t>
+            </w:r>
+          </w:p>
+        </w:tc>
+        <w:tc>
+          <w:tcPr>
+            <w:tcW w:type="dxa" w:w="2160"/>
+          </w:tcPr>
+          <w:p>
+            <w:r/>
+            <w:r>
+              <w:rPr>
+                <w:sz w:val="19"/>
+              </w:rPr>
+              <w:t>Refocused on Gemini multi-agent workflows: Topic 2 now covers all four ADK collaboration patterns — Sequential, Parallel, Loop and Agent-as-a-Tool — alongside handoff and coordinator/dispatcher, taught through realistic multi-agent systems. All labs migrated to the gemini-3.8-flash model.</w:t>
             </w:r>
           </w:p>
         </w:tc>
@@ -1534,7 +1592,7 @@
                 <w:b/>
                 <w:sz w:val="19"/>
               </w:rPr>
-              <w:t>Topic 2 — Build A Multi Agent App with Gemini ADK: sessions and state, the Runner, the event loop and multi-agent handoff (concepts + demo)</w:t>
+              <w:t>Topic 2 — Build A Multi Agent App with Gemini ADK: sessions and state, the Runner, the event loop, multi-agent handoff and the coordinator/dispatcher pattern (concepts + demo)</w:t>
             </w:r>
           </w:p>
         </w:tc>
@@ -1584,7 +1642,7 @@
                 <w:b w:val="0"/>
                 <w:sz w:val="19"/>
               </w:rPr>
-              <w:t>Hands-on: Lab 5: Give an Agent Memory — Sessions, State and the Runner; Lab 6: Inspect the Agent Loop — Events, Tool Calls and Final Responses; Lab 7: Multi-Agent Handoff — Joke Generator to Translator; Lab 8: Hierarchical Multi-Agent System — The Tutor Agent</w:t>
+              <w:t>Hands-on: Lab 5: Give an Agent Memory — Sessions, State and the Runner; Lab 6: Inspect the Agent Loop — Events, Tool Calls and Final Responses; Lab 7: Multi-Agent Handoff — A Blog Content Production Team; Lab 8: Coordinator / Dispatcher — A Customer Support Desk</w:t>
             </w:r>
           </w:p>
         </w:tc>
@@ -1827,7 +1885,7 @@
                 <w:b w:val="0"/>
                 <w:sz w:val="19"/>
               </w:rPr>
-              <w:t>Topic 2 continues — workflow agents, guardrails, structured output and MCP (concepts). Hands-on: Lab 9: Sequential Workflow Agent — Singapore Transport Route Planner; Lab 10: Add a Guardrail — Blocking Unsafe Requests with a Callback</w:t>
+              <w:t>Topic 2 continues — workflow agents (Sequential, Parallel, Loop and Agent-as-a-Tool), guardrails, structured output and MCP (concepts). Hands-on: Lab 9: Workflow Agents — Sequential, Parallel, Loop and Agent-as-a-Tool; Lab 10: Add a Guardrail — Blocking Unsafe Requests with a Callback</w:t>
             </w:r>
           </w:p>
         </w:tc>
@@ -2136,7 +2194,7 @@
                 <w:b w:val="0"/>
                 <w:sz w:val="19"/>
               </w:rPr>
-              <w:t>Topic 4 — Agentic AI App with Gemini ADK and Streamlit (concepts). Hands-on: Lab 16: Declarative Agents — Configuring a Multi-Agent System in YAML; Lab 17: Ship the Agent as a Web App with Streamlit; Lab 18: Capstone — Design, Build and Assess Your Own Multi-Agent Application</w:t>
+              <w:t>Topic 4 — Agentic AI App with Gemini ADK and Streamlit (concepts). Hands-on: Lab 16: Declarative Agents — Configuring a Multi-Agent System in YAML; Lab 17: Ship the Agent as a Web App with Streamlit; Lab 18: Capstone — Build Your Own Multi-Agent Application</w:t>
             </w:r>
           </w:p>
         </w:tc>
